--- a/Psychostat完整使用说明书.docx
+++ b/Psychostat完整使用说明书.docx
@@ -42,12 +42,42 @@
     </w:p>
     <w:p>
       <w:r>
-        <w:t>文档版本：2026-09-17（v0.1.0）。</w:t>
-      </w:r>
-    </w:p>
-    <w:p>
-      <w:r>
-        <w:t>一句话定位：Psychostat 是一个心理学统计与测量教学工具——把 SPSS 式的经典统计、CTT 量表编制流程、IRT 项目反应理论封装成"下载即用"的 Windows 工具，自动产出结果表、图、教学报告与 Word 结果报告。它不是临床或高风险决策工具。</w:t>
+        <w:t>文档版本：2026-</w:t>
+      </w:r>
+      <w:r>
+        <w:rPr>
+          <w:rFonts w:hint="eastAsia"/>
+          <w:lang w:val="en-US" w:eastAsia="zh-CN"/>
+        </w:rPr>
+        <w:t>10</w:t>
+      </w:r>
+      <w:r>
+        <w:t>-</w:t>
+      </w:r>
+      <w:r>
+        <w:rPr>
+          <w:rFonts w:hint="eastAsia"/>
+          <w:lang w:val="en-US" w:eastAsia="zh-CN"/>
+        </w:rPr>
+        <w:t>2</w:t>
+      </w:r>
+      <w:r>
+        <w:t>（v0.1.</w:t>
+      </w:r>
+      <w:r>
+        <w:rPr>
+          <w:rFonts w:hint="eastAsia"/>
+          <w:lang w:val="en-US" w:eastAsia="zh-CN"/>
+        </w:rPr>
+        <w:t>1</w:t>
+      </w:r>
+      <w:r>
+        <w:t>）。</w:t>
+      </w:r>
+    </w:p>
+    <w:p>
+      <w:r>
+        <w:t>定位：Psychostat 是一个心理学统计与测量教学工具——把 SPSS 式的经典统计、CTT 量表编制流程、IRT 项目反应理论封装成"下载即用"的 Windows 工具，自动产出结果表、图、教学报告与 Word 结果报告。它不是临床或高风险决策工具。</w:t>
       </w:r>
     </w:p>
     <w:p/>
@@ -4946,6 +4976,7 @@
     </w:p>
     <w:tbl>
       <w:tblPr>
+        <w:tblStyle w:val="32"/>
         <w:tblW w:w="8640" w:type="dxa"/>
         <w:jc w:val="center"/>
         <w:tblBorders>
@@ -4958,7 +4989,9 @@
         </w:tblBorders>
         <w:tblLayout w:type="autofit"/>
         <w:tblCellMar>
+          <w:top w:w="0" w:type="dxa"/>
           <w:left w:w="108" w:type="dxa"/>
+          <w:bottom w:w="0" w:type="dxa"/>
           <w:right w:w="108" w:type="dxa"/>
         </w:tblCellMar>
       </w:tblPr>
@@ -4977,7 +5010,9 @@
             <w:insideV w:val="none" w:color="auto" w:sz="4" w:space="0"/>
           </w:tblBorders>
           <w:tblCellMar>
+            <w:top w:w="0" w:type="dxa"/>
             <w:left w:w="108" w:type="dxa"/>
+            <w:bottom w:w="0" w:type="dxa"/>
             <w:right w:w="108" w:type="dxa"/>
           </w:tblCellMar>
         </w:tblPrEx>
@@ -5073,7 +5108,9 @@
             <w:insideV w:val="none" w:color="auto" w:sz="4" w:space="0"/>
           </w:tblBorders>
           <w:tblCellMar>
+            <w:top w:w="0" w:type="dxa"/>
             <w:left w:w="108" w:type="dxa"/>
+            <w:bottom w:w="0" w:type="dxa"/>
             <w:right w:w="108" w:type="dxa"/>
           </w:tblCellMar>
         </w:tblPrEx>
@@ -5153,7 +5190,9 @@
             <w:insideV w:val="none" w:color="auto" w:sz="4" w:space="0"/>
           </w:tblBorders>
           <w:tblCellMar>
+            <w:top w:w="0" w:type="dxa"/>
             <w:left w:w="108" w:type="dxa"/>
+            <w:bottom w:w="0" w:type="dxa"/>
             <w:right w:w="108" w:type="dxa"/>
           </w:tblCellMar>
         </w:tblPrEx>
@@ -5233,7 +5272,9 @@
             <w:insideV w:val="none" w:color="auto" w:sz="4" w:space="0"/>
           </w:tblBorders>
           <w:tblCellMar>
+            <w:top w:w="0" w:type="dxa"/>
             <w:left w:w="108" w:type="dxa"/>
+            <w:bottom w:w="0" w:type="dxa"/>
             <w:right w:w="108" w:type="dxa"/>
           </w:tblCellMar>
         </w:tblPrEx>
@@ -5313,7 +5354,9 @@
             <w:insideV w:val="none" w:color="auto" w:sz="4" w:space="0"/>
           </w:tblBorders>
           <w:tblCellMar>
+            <w:top w:w="0" w:type="dxa"/>
             <w:left w:w="108" w:type="dxa"/>
+            <w:bottom w:w="0" w:type="dxa"/>
             <w:right w:w="108" w:type="dxa"/>
           </w:tblCellMar>
         </w:tblPrEx>
@@ -5393,7 +5436,9 @@
             <w:insideV w:val="none" w:color="auto" w:sz="4" w:space="0"/>
           </w:tblBorders>
           <w:tblCellMar>
+            <w:top w:w="0" w:type="dxa"/>
             <w:left w:w="108" w:type="dxa"/>
+            <w:bottom w:w="0" w:type="dxa"/>
             <w:right w:w="108" w:type="dxa"/>
           </w:tblCellMar>
         </w:tblPrEx>
@@ -5473,7 +5518,9 @@
             <w:insideV w:val="none" w:color="auto" w:sz="4" w:space="0"/>
           </w:tblBorders>
           <w:tblCellMar>
+            <w:top w:w="0" w:type="dxa"/>
             <w:left w:w="108" w:type="dxa"/>
+            <w:bottom w:w="0" w:type="dxa"/>
             <w:right w:w="108" w:type="dxa"/>
           </w:tblCellMar>
         </w:tblPrEx>
@@ -5578,7 +5625,9 @@
             <w:insideV w:val="none" w:color="auto" w:sz="4" w:space="0"/>
           </w:tblBorders>
           <w:tblCellMar>
+            <w:top w:w="0" w:type="dxa"/>
             <w:left w:w="108" w:type="dxa"/>
+            <w:bottom w:w="0" w:type="dxa"/>
             <w:right w:w="108" w:type="dxa"/>
           </w:tblCellMar>
         </w:tblPrEx>
@@ -5658,7 +5707,9 @@
             <w:insideV w:val="none" w:color="auto" w:sz="4" w:space="0"/>
           </w:tblBorders>
           <w:tblCellMar>
+            <w:top w:w="0" w:type="dxa"/>
             <w:left w:w="108" w:type="dxa"/>
+            <w:bottom w:w="0" w:type="dxa"/>
             <w:right w:w="108" w:type="dxa"/>
           </w:tblCellMar>
         </w:tblPrEx>
@@ -5738,7 +5789,9 @@
             <w:insideV w:val="none" w:color="auto" w:sz="4" w:space="0"/>
           </w:tblBorders>
           <w:tblCellMar>
+            <w:top w:w="0" w:type="dxa"/>
             <w:left w:w="108" w:type="dxa"/>
+            <w:bottom w:w="0" w:type="dxa"/>
             <w:right w:w="108" w:type="dxa"/>
           </w:tblCellMar>
         </w:tblPrEx>
@@ -5818,7 +5871,9 @@
             <w:insideV w:val="none" w:color="auto" w:sz="4" w:space="0"/>
           </w:tblBorders>
           <w:tblCellMar>
+            <w:top w:w="0" w:type="dxa"/>
             <w:left w:w="108" w:type="dxa"/>
+            <w:bottom w:w="0" w:type="dxa"/>
             <w:right w:w="108" w:type="dxa"/>
           </w:tblCellMar>
         </w:tblPrEx>
@@ -5898,7 +5953,9 @@
             <w:insideV w:val="none" w:color="auto" w:sz="4" w:space="0"/>
           </w:tblBorders>
           <w:tblCellMar>
+            <w:top w:w="0" w:type="dxa"/>
             <w:left w:w="108" w:type="dxa"/>
+            <w:bottom w:w="0" w:type="dxa"/>
             <w:right w:w="108" w:type="dxa"/>
           </w:tblCellMar>
         </w:tblPrEx>
@@ -5963,82 +6020,6 @@
             </w:pPr>
             <w:r>
               <w:t>两个/多个连续变量；偏相关再加控制变量</w:t>
-            </w:r>
-          </w:p>
-        </w:tc>
-      </w:tr>
-      <w:tr>
-        <w:tblPrEx>
-          <w:tblBorders>
-            <w:top w:val="none" w:color="auto" w:sz="4" w:space="0"/>
-            <w:left w:val="none" w:color="auto" w:sz="4" w:space="0"/>
-            <w:bottom w:val="none" w:color="auto" w:sz="4" w:space="0"/>
-            <w:right w:val="none" w:color="auto" w:sz="4" w:space="0"/>
-            <w:insideH w:val="none" w:color="auto" w:sz="4" w:space="0"/>
-            <w:insideV w:val="none" w:color="auto" w:sz="4" w:space="0"/>
-          </w:tblBorders>
-        </w:tblPrEx>
-        <w:trPr>
-          <w:trHeight w:val="0" w:hRule="atLeast"/>
-          <w:jc w:val="center"/>
-        </w:trPr>
-        <w:tc>
-          <w:tcPr>
-            <w:tcW w:w="2438" w:type="dxa"/>
-            <w:tcBorders>
-              <w:top w:val="nil"/>
-              <w:left w:val="nil"/>
-              <w:bottom w:val="nil"/>
-              <w:right w:val="nil"/>
-            </w:tcBorders>
-            <w:noWrap w:val="0"/>
-            <w:tcMar>
-              <w:top w:w="-1" w:type="dxa"/>
-              <w:left w:w="-1" w:type="dxa"/>
-              <w:bottom w:w="-1" w:type="dxa"/>
-              <w:right w:w="-1" w:type="dxa"/>
-            </w:tcMar>
-            <w:vAlign w:val="center"/>
-          </w:tcPr>
-          <w:p>
-            <w:pPr>
-              <w:snapToGrid w:val="0"/>
-              <w:spacing w:after="0" w:line="240" w:lineRule="auto"/>
-              <w:ind w:left="0" w:leftChars="0" w:right="0" w:rightChars="0" w:firstLine="0" w:firstLineChars="0"/>
-              <w:jc w:val="center"/>
-            </w:pPr>
-            <w:r>
-              <w:t>3.12 多元回归</w:t>
-            </w:r>
-          </w:p>
-        </w:tc>
-        <w:tc>
-          <w:tcPr>
-            <w:tcW w:w="6202" w:type="dxa"/>
-            <w:tcBorders>
-              <w:top w:val="nil"/>
-              <w:left w:val="nil"/>
-              <w:bottom w:val="nil"/>
-              <w:right w:val="nil"/>
-            </w:tcBorders>
-            <w:noWrap w:val="0"/>
-            <w:tcMar>
-              <w:top w:w="-1" w:type="dxa"/>
-              <w:left w:w="-1" w:type="dxa"/>
-              <w:bottom w:w="-1" w:type="dxa"/>
-              <w:right w:w="-1" w:type="dxa"/>
-            </w:tcMar>
-            <w:vAlign w:val="center"/>
-          </w:tcPr>
-          <w:p>
-            <w:pPr>
-              <w:snapToGrid w:val="0"/>
-              <w:spacing w:after="0" w:line="240" w:lineRule="auto"/>
-              <w:ind w:left="0" w:leftChars="0" w:right="0" w:rightChars="0" w:firstLine="0" w:firstLineChars="0"/>
-              <w:jc w:val="center"/>
-            </w:pPr>
-            <w:r>
-              <w:t>连续 Y + 多个连续/虚拟自变量 X</w:t>
             </w:r>
           </w:p>
         </w:tc>
@@ -6054,7 +6035,9 @@
             <w:insideV w:val="none" w:color="auto" w:sz="4" w:space="0"/>
           </w:tblBorders>
           <w:tblCellMar>
+            <w:top w:w="0" w:type="dxa"/>
             <w:left w:w="108" w:type="dxa"/>
+            <w:bottom w:w="0" w:type="dxa"/>
             <w:right w:w="108" w:type="dxa"/>
           </w:tblCellMar>
         </w:tblPrEx>
@@ -6088,7 +6071,7 @@
               <w:jc w:val="center"/>
             </w:pPr>
             <w:r>
-              <w:t>3.13 卡方适合度</w:t>
+              <w:t>3.12 多元回归</w:t>
             </w:r>
           </w:p>
         </w:tc>
@@ -6118,7 +6101,7 @@
               <w:jc w:val="center"/>
             </w:pPr>
             <w:r>
-              <w:t>一个分类变量 + 频数（观测/期望比例）</w:t>
+              <w:t>连续 Y + 多个连续/虚拟自变量 X</w:t>
             </w:r>
           </w:p>
         </w:tc>
@@ -6134,7 +6117,9 @@
             <w:insideV w:val="none" w:color="auto" w:sz="4" w:space="0"/>
           </w:tblBorders>
           <w:tblCellMar>
+            <w:top w:w="0" w:type="dxa"/>
             <w:left w:w="108" w:type="dxa"/>
+            <w:bottom w:w="0" w:type="dxa"/>
             <w:right w:w="108" w:type="dxa"/>
           </w:tblCellMar>
         </w:tblPrEx>
@@ -6168,7 +6153,7 @@
               <w:jc w:val="center"/>
             </w:pPr>
             <w:r>
-              <w:t>3.14 卡方独立性</w:t>
+              <w:t>3.13 卡方适合度</w:t>
             </w:r>
           </w:p>
         </w:tc>
@@ -6198,7 +6183,7 @@
               <w:jc w:val="center"/>
             </w:pPr>
             <w:r>
-              <w:t>两个分类变量，或交叉表频数</w:t>
+              <w:t>一个分类变量 + 频数（观测/期望比例）</w:t>
             </w:r>
           </w:p>
         </w:tc>
@@ -6214,7 +6199,9 @@
             <w:insideV w:val="none" w:color="auto" w:sz="4" w:space="0"/>
           </w:tblBorders>
           <w:tblCellMar>
+            <w:top w:w="0" w:type="dxa"/>
             <w:left w:w="108" w:type="dxa"/>
+            <w:bottom w:w="0" w:type="dxa"/>
             <w:right w:w="108" w:type="dxa"/>
           </w:tblCellMar>
         </w:tblPrEx>
@@ -6248,7 +6235,7 @@
               <w:jc w:val="center"/>
             </w:pPr>
             <w:r>
-              <w:t>3.15 Mann-Whitney U</w:t>
+              <w:t>3.14 卡方独立性</w:t>
             </w:r>
           </w:p>
         </w:tc>
@@ -6278,7 +6265,7 @@
               <w:jc w:val="center"/>
             </w:pPr>
             <w:r>
-              <w:t>连续/有序 Y + 二分类组别</w:t>
+              <w:t>两个分类变量，或交叉表频数</w:t>
             </w:r>
           </w:p>
         </w:tc>
@@ -6294,7 +6281,9 @@
             <w:insideV w:val="none" w:color="auto" w:sz="4" w:space="0"/>
           </w:tblBorders>
           <w:tblCellMar>
+            <w:top w:w="0" w:type="dxa"/>
             <w:left w:w="108" w:type="dxa"/>
+            <w:bottom w:w="0" w:type="dxa"/>
             <w:right w:w="108" w:type="dxa"/>
           </w:tblCellMar>
         </w:tblPrEx>
@@ -6328,7 +6317,7 @@
               <w:jc w:val="center"/>
             </w:pPr>
             <w:r>
-              <w:t>3.16 Wilcoxon 符号秩</w:t>
+              <w:t>3.15 Mann-Whitney U</w:t>
             </w:r>
           </w:p>
         </w:tc>
@@ -6358,7 +6347,7 @@
               <w:jc w:val="center"/>
             </w:pPr>
             <w:r>
-              <w:t>两列配对连续/有序变量，或差值</w:t>
+              <w:t>连续/有序 Y + 二分类组别</w:t>
             </w:r>
           </w:p>
         </w:tc>
@@ -6374,7 +6363,9 @@
             <w:insideV w:val="none" w:color="auto" w:sz="4" w:space="0"/>
           </w:tblBorders>
           <w:tblCellMar>
+            <w:top w:w="0" w:type="dxa"/>
             <w:left w:w="108" w:type="dxa"/>
+            <w:bottom w:w="0" w:type="dxa"/>
             <w:right w:w="108" w:type="dxa"/>
           </w:tblCellMar>
         </w:tblPrEx>
@@ -6408,7 +6399,7 @@
               <w:jc w:val="center"/>
             </w:pPr>
             <w:r>
-              <w:t>3.17 Kruskal-Wallis H</w:t>
+              <w:t>3.16 Wilcoxon 符号秩</w:t>
             </w:r>
           </w:p>
         </w:tc>
@@ -6438,85 +6429,7 @@
               <w:jc w:val="center"/>
             </w:pPr>
             <w:r>
-              <w:t>连续/有序 Y + 多分类因子</w:t>
-            </w:r>
-            <w:bookmarkStart w:id="0" w:name="_GoBack"/>
-            <w:bookmarkEnd w:id="0"/>
-          </w:p>
-        </w:tc>
-      </w:tr>
-      <w:tr>
-        <w:tblPrEx>
-          <w:tblBorders>
-            <w:top w:val="none" w:color="auto" w:sz="4" w:space="0"/>
-            <w:left w:val="none" w:color="auto" w:sz="4" w:space="0"/>
-            <w:bottom w:val="none" w:color="auto" w:sz="4" w:space="0"/>
-            <w:right w:val="none" w:color="auto" w:sz="4" w:space="0"/>
-            <w:insideH w:val="none" w:color="auto" w:sz="4" w:space="0"/>
-            <w:insideV w:val="none" w:color="auto" w:sz="4" w:space="0"/>
-          </w:tblBorders>
-        </w:tblPrEx>
-        <w:trPr>
-          <w:trHeight w:val="0" w:hRule="atLeast"/>
-          <w:jc w:val="center"/>
-        </w:trPr>
-        <w:tc>
-          <w:tcPr>
-            <w:tcW w:w="2438" w:type="dxa"/>
-            <w:tcBorders>
-              <w:top w:val="nil"/>
-              <w:left w:val="nil"/>
-              <w:bottom w:val="nil"/>
-              <w:right w:val="nil"/>
-            </w:tcBorders>
-            <w:noWrap w:val="0"/>
-            <w:tcMar>
-              <w:top w:w="-1" w:type="dxa"/>
-              <w:left w:w="-1" w:type="dxa"/>
-              <w:bottom w:w="-1" w:type="dxa"/>
-              <w:right w:w="-1" w:type="dxa"/>
-            </w:tcMar>
-            <w:vAlign w:val="center"/>
-          </w:tcPr>
-          <w:p>
-            <w:pPr>
-              <w:snapToGrid w:val="0"/>
-              <w:spacing w:after="0" w:line="240" w:lineRule="auto"/>
-              <w:ind w:left="0" w:leftChars="0" w:right="0" w:rightChars="0" w:firstLine="0" w:firstLineChars="0"/>
-              <w:jc w:val="center"/>
-            </w:pPr>
-            <w:r>
-              <w:t>3.18 Friedman</w:t>
-            </w:r>
-          </w:p>
-        </w:tc>
-        <w:tc>
-          <w:tcPr>
-            <w:tcW w:w="6202" w:type="dxa"/>
-            <w:tcBorders>
-              <w:top w:val="nil"/>
-              <w:left w:val="nil"/>
-              <w:bottom w:val="nil"/>
-              <w:right w:val="nil"/>
-            </w:tcBorders>
-            <w:noWrap w:val="0"/>
-            <w:tcMar>
-              <w:top w:w="-1" w:type="dxa"/>
-              <w:left w:w="-1" w:type="dxa"/>
-              <w:bottom w:w="-1" w:type="dxa"/>
-              <w:right w:w="-1" w:type="dxa"/>
-            </w:tcMar>
-            <w:vAlign w:val="center"/>
-          </w:tcPr>
-          <w:p>
-            <w:pPr>
-              <w:snapToGrid w:val="0"/>
-              <w:spacing w:after="0" w:line="240" w:lineRule="auto"/>
-              <w:ind w:left="0" w:leftChars="0" w:right="0" w:rightChars="0" w:firstLine="0" w:firstLineChars="0"/>
-              <w:jc w:val="center"/>
-            </w:pPr>
-            <w:r>
-              <w:t>连续/有序 Y 在 ≥3 个相关条件 + ID</w:t>
+              <w:t>两列配对连续/有序变量，或差值</w:t>
             </w:r>
           </w:p>
         </w:tc>
@@ -6532,7 +6445,9 @@
             <w:insideV w:val="none" w:color="auto" w:sz="4" w:space="0"/>
           </w:tblBorders>
           <w:tblCellMar>
+            <w:top w:w="0" w:type="dxa"/>
             <w:left w:w="108" w:type="dxa"/>
+            <w:bottom w:w="0" w:type="dxa"/>
             <w:right w:w="108" w:type="dxa"/>
           </w:tblCellMar>
         </w:tblPrEx>
@@ -6566,7 +6481,7 @@
               <w:jc w:val="center"/>
             </w:pPr>
             <w:r>
-              <w:t>3.19 中介效应</w:t>
+              <w:t>3.17 Kruskal-Wallis H</w:t>
             </w:r>
           </w:p>
         </w:tc>
@@ -6596,7 +6511,7 @@
               <w:jc w:val="center"/>
             </w:pPr>
             <w:r>
-              <w:t>宽格式：X、M、Y；可加协变量；每行一个样本</w:t>
+              <w:t>连续/有序 Y + 多分类因子</w:t>
             </w:r>
           </w:p>
         </w:tc>
@@ -6612,7 +6527,9 @@
             <w:insideV w:val="none" w:color="auto" w:sz="4" w:space="0"/>
           </w:tblBorders>
           <w:tblCellMar>
+            <w:top w:w="0" w:type="dxa"/>
             <w:left w:w="108" w:type="dxa"/>
+            <w:bottom w:w="0" w:type="dxa"/>
             <w:right w:w="108" w:type="dxa"/>
           </w:tblCellMar>
         </w:tblPrEx>
@@ -6646,7 +6563,7 @@
               <w:jc w:val="center"/>
             </w:pPr>
             <w:r>
-              <w:t>3.20 调节效应</w:t>
+              <w:t>3.18 Friedman</w:t>
             </w:r>
           </w:p>
         </w:tc>
@@ -6676,7 +6593,7 @@
               <w:jc w:val="center"/>
             </w:pPr>
             <w:r>
-              <w:t>宽格式：X、W、Y；W 是调节变量，可连续/分类；常加 X×W</w:t>
+              <w:t>连续/有序 Y 在 ≥3 个相关条件 + ID</w:t>
             </w:r>
           </w:p>
         </w:tc>
@@ -6692,7 +6609,173 @@
             <w:insideV w:val="none" w:color="auto" w:sz="4" w:space="0"/>
           </w:tblBorders>
           <w:tblCellMar>
+            <w:top w:w="0" w:type="dxa"/>
             <w:left w:w="108" w:type="dxa"/>
+            <w:bottom w:w="0" w:type="dxa"/>
+            <w:right w:w="108" w:type="dxa"/>
+          </w:tblCellMar>
+        </w:tblPrEx>
+        <w:trPr>
+          <w:trHeight w:val="0" w:hRule="atLeast"/>
+          <w:jc w:val="center"/>
+        </w:trPr>
+        <w:tc>
+          <w:tcPr>
+            <w:tcW w:w="2438" w:type="dxa"/>
+            <w:tcBorders>
+              <w:top w:val="nil"/>
+              <w:left w:val="nil"/>
+              <w:bottom w:val="nil"/>
+              <w:right w:val="nil"/>
+            </w:tcBorders>
+            <w:noWrap w:val="0"/>
+            <w:tcMar>
+              <w:top w:w="-1" w:type="dxa"/>
+              <w:left w:w="-1" w:type="dxa"/>
+              <w:bottom w:w="-1" w:type="dxa"/>
+              <w:right w:w="-1" w:type="dxa"/>
+            </w:tcMar>
+            <w:vAlign w:val="center"/>
+          </w:tcPr>
+          <w:p>
+            <w:pPr>
+              <w:snapToGrid w:val="0"/>
+              <w:spacing w:after="0" w:line="240" w:lineRule="auto"/>
+              <w:ind w:left="0" w:leftChars="0" w:right="0" w:rightChars="0" w:firstLine="0" w:firstLineChars="0"/>
+              <w:jc w:val="center"/>
+            </w:pPr>
+            <w:r>
+              <w:t>3.19 中介效应</w:t>
+            </w:r>
+          </w:p>
+        </w:tc>
+        <w:tc>
+          <w:tcPr>
+            <w:tcW w:w="6202" w:type="dxa"/>
+            <w:tcBorders>
+              <w:top w:val="nil"/>
+              <w:left w:val="nil"/>
+              <w:bottom w:val="nil"/>
+              <w:right w:val="nil"/>
+            </w:tcBorders>
+            <w:noWrap w:val="0"/>
+            <w:tcMar>
+              <w:top w:w="-1" w:type="dxa"/>
+              <w:left w:w="-1" w:type="dxa"/>
+              <w:bottom w:w="-1" w:type="dxa"/>
+              <w:right w:w="-1" w:type="dxa"/>
+            </w:tcMar>
+            <w:vAlign w:val="center"/>
+          </w:tcPr>
+          <w:p>
+            <w:pPr>
+              <w:snapToGrid w:val="0"/>
+              <w:spacing w:after="0" w:line="240" w:lineRule="auto"/>
+              <w:ind w:left="0" w:leftChars="0" w:right="0" w:rightChars="0" w:firstLine="0" w:firstLineChars="0"/>
+              <w:jc w:val="center"/>
+            </w:pPr>
+            <w:r>
+              <w:t>宽格式：X、M、Y；可加协变量；每行一个样本</w:t>
+            </w:r>
+          </w:p>
+        </w:tc>
+      </w:tr>
+      <w:tr>
+        <w:tblPrEx>
+          <w:tblBorders>
+            <w:top w:val="none" w:color="auto" w:sz="4" w:space="0"/>
+            <w:left w:val="none" w:color="auto" w:sz="4" w:space="0"/>
+            <w:bottom w:val="none" w:color="auto" w:sz="4" w:space="0"/>
+            <w:right w:val="none" w:color="auto" w:sz="4" w:space="0"/>
+            <w:insideH w:val="none" w:color="auto" w:sz="4" w:space="0"/>
+            <w:insideV w:val="none" w:color="auto" w:sz="4" w:space="0"/>
+          </w:tblBorders>
+          <w:tblCellMar>
+            <w:top w:w="0" w:type="dxa"/>
+            <w:left w:w="108" w:type="dxa"/>
+            <w:bottom w:w="0" w:type="dxa"/>
+            <w:right w:w="108" w:type="dxa"/>
+          </w:tblCellMar>
+        </w:tblPrEx>
+        <w:trPr>
+          <w:trHeight w:val="0" w:hRule="atLeast"/>
+          <w:jc w:val="center"/>
+        </w:trPr>
+        <w:tc>
+          <w:tcPr>
+            <w:tcW w:w="2438" w:type="dxa"/>
+            <w:tcBorders>
+              <w:top w:val="nil"/>
+              <w:left w:val="nil"/>
+              <w:bottom w:val="nil"/>
+              <w:right w:val="nil"/>
+            </w:tcBorders>
+            <w:noWrap w:val="0"/>
+            <w:tcMar>
+              <w:top w:w="-1" w:type="dxa"/>
+              <w:left w:w="-1" w:type="dxa"/>
+              <w:bottom w:w="-1" w:type="dxa"/>
+              <w:right w:w="-1" w:type="dxa"/>
+            </w:tcMar>
+            <w:vAlign w:val="center"/>
+          </w:tcPr>
+          <w:p>
+            <w:pPr>
+              <w:snapToGrid w:val="0"/>
+              <w:spacing w:after="0" w:line="240" w:lineRule="auto"/>
+              <w:ind w:left="0" w:leftChars="0" w:right="0" w:rightChars="0" w:firstLine="0" w:firstLineChars="0"/>
+              <w:jc w:val="center"/>
+            </w:pPr>
+            <w:r>
+              <w:t>3.20 调节效应</w:t>
+            </w:r>
+          </w:p>
+        </w:tc>
+        <w:tc>
+          <w:tcPr>
+            <w:tcW w:w="6202" w:type="dxa"/>
+            <w:tcBorders>
+              <w:top w:val="nil"/>
+              <w:left w:val="nil"/>
+              <w:bottom w:val="nil"/>
+              <w:right w:val="nil"/>
+            </w:tcBorders>
+            <w:noWrap w:val="0"/>
+            <w:tcMar>
+              <w:top w:w="-1" w:type="dxa"/>
+              <w:left w:w="-1" w:type="dxa"/>
+              <w:bottom w:w="-1" w:type="dxa"/>
+              <w:right w:w="-1" w:type="dxa"/>
+            </w:tcMar>
+            <w:vAlign w:val="center"/>
+          </w:tcPr>
+          <w:p>
+            <w:pPr>
+              <w:snapToGrid w:val="0"/>
+              <w:spacing w:after="0" w:line="240" w:lineRule="auto"/>
+              <w:ind w:left="0" w:leftChars="0" w:right="0" w:rightChars="0" w:firstLine="0" w:firstLineChars="0"/>
+              <w:jc w:val="center"/>
+            </w:pPr>
+            <w:r>
+              <w:t>宽格式：X、W、Y；W 是调节变量，可连续/分类；常加 X×W</w:t>
+            </w:r>
+          </w:p>
+        </w:tc>
+      </w:tr>
+      <w:tr>
+        <w:tblPrEx>
+          <w:tblBorders>
+            <w:top w:val="none" w:color="auto" w:sz="4" w:space="0"/>
+            <w:left w:val="none" w:color="auto" w:sz="4" w:space="0"/>
+            <w:bottom w:val="none" w:color="auto" w:sz="4" w:space="0"/>
+            <w:right w:val="none" w:color="auto" w:sz="4" w:space="0"/>
+            <w:insideH w:val="none" w:color="auto" w:sz="4" w:space="0"/>
+            <w:insideV w:val="none" w:color="auto" w:sz="4" w:space="0"/>
+          </w:tblBorders>
+          <w:tblCellMar>
+            <w:top w:w="0" w:type="dxa"/>
+            <w:left w:w="108" w:type="dxa"/>
+            <w:bottom w:w="0" w:type="dxa"/>
             <w:right w:w="108" w:type="dxa"/>
           </w:tblCellMar>
         </w:tblPrEx>
@@ -17927,52 +18010,110 @@
     </w:p>
     <w:p>
       <w:r>
-        <w:t>1. "与 SPSS 逐位对照"目前是代码级对齐，不是外部基准比对。仓库里没有 SPSS 输出夹具（fixture）。建议：把十几张 SPSS 原始输出截图/表格存进 tests/fixtures/spss/，与对应 CSV 做成断言。在此之前，正式发表前请手工抽查关键表格。</w:t>
-      </w:r>
-    </w:p>
-    <w:p>
-      <w:r>
-        <w:t>2. 数值回归测试只覆盖 21 个模块中的 6 个（独立 t、单因素 F、配对 t、重复测量 F、卡方独立性、中介 ab），加 CTT 的 α 与 3 条 SPSS 对齐断言；其余 15 个模块没有数值断言。</w:t>
-      </w:r>
-    </w:p>
-    <w:p>
-      <w:r>
-        <w:t>3. CTT 的 EFA 路线里，分量表 α 用的是同一批数据探索出的维度——循环性会使其偏乐观；建议在独立样本上验证结构后再报分量表信度。</w:t>
-      </w:r>
-    </w:p>
-    <w:p>
-      <w:r>
-        <w:t>4. EFA 的"建议删题"是推断性标记，不是客观结论；删题会高估后续信度/效度。</w:t>
-      </w:r>
-    </w:p>
-    <w:p>
-      <w:r>
-        <w:t>5. IRT 的 pairwise 与 none 计算结果完全相同（只有报告文字不同）；listwise 在缺失分散时删除比例可能极高（实测 8% 单元格缺失 → 删 73% 被试）。</w:t>
-      </w:r>
-    </w:p>
-    <w:p>
-      <w:r>
-        <w:t>6. IRT 的能力估计是 MAP，存在向先验收缩（斜率约 0.86），比较不同样本的 θ 均值时要谨慎。</w:t>
-      </w:r>
-    </w:p>
-    <w:p>
-      <w:r>
-        <w:t>7. CAT/多维 θ 的相关取值：多维模型中 ICC/IIF/TIF 是"其它维度固定为 0"的条件切片。</w:t>
-      </w:r>
-    </w:p>
-    <w:p>
-      <w:r>
-        <w:t>8. 已具备：McDonald's ω、α 置信区间（scripts/ctt_pipeline.R 的 omega_1f 与 alpha_ci_lower/upper）、CFA 修正指数（06_cfa_modification_indices.csv）。仍然没有：分半/重测信度、HTMT、测量不变性、IRT 的 DIF/局部依赖/等值。</w:t>
-      </w:r>
-    </w:p>
-    <w:p>
-      <w:r>
-        <w:t>9. 多选题、计时反应时数据、多层数据（嵌套设计）不在支持范围内。</w:t>
-      </w:r>
-    </w:p>
-    <w:p>
-      <w:r>
-        <w:t>10. 输出正确性的独立验证状态（2026-09-18）：CTT 与 IRT 的输出已按三层判据复核——闭式复算（用教科书公式从原始数据/参数表重算每个输出量）、已知真值恢复（与模拟数据的生成参数比）、独立实现对照（换 ltm/TAM 等第二实现重跑），并由两个外部模型（GLM-5.3、GPT-5.6 Terra）以实跑方式独立复核两轮。结论：未发现任何已证实的数值错误；全部实测数字见 Psychostat 输出验证文档.docx（第二部分即 CTT / IRT 输出校对记录）。</w:t>
+        <w:rPr>
+          <w:rFonts w:hint="eastAsia"/>
+          <w:lang w:val="en-US" w:eastAsia="zh-CN"/>
+        </w:rPr>
+        <w:t>1</w:t>
+      </w:r>
+      <w:r>
+        <w:t>. 数值回归测试只覆盖 21 个模块中的 6 个（独立 t、单因素 F、配对 t、重复测量 F、卡方独立性、中介 ab），加 CTT 的 α 与 3 条 SPSS 对齐断言；其余 15 个模块没有数值断言。</w:t>
+      </w:r>
+    </w:p>
+    <w:p>
+      <w:r>
+        <w:rPr>
+          <w:rFonts w:hint="eastAsia"/>
+          <w:lang w:val="en-US" w:eastAsia="zh-CN"/>
+        </w:rPr>
+        <w:t>2</w:t>
+      </w:r>
+      <w:r>
+        <w:t>. CTT 的 EFA 路线里，分量表 α 用的是同一批数据探索出的维度——循环性会使其偏乐观；建议在独立样本上验证结构后再报分量表信度。</w:t>
+      </w:r>
+    </w:p>
+    <w:p>
+      <w:r>
+        <w:rPr>
+          <w:rFonts w:hint="eastAsia"/>
+          <w:lang w:val="en-US" w:eastAsia="zh-CN"/>
+        </w:rPr>
+        <w:t>3</w:t>
+      </w:r>
+      <w:r>
+        <w:t>. EFA 的"建议删题"是推断性标记，不是客观结论；删题会高估后续信度/效度。</w:t>
+      </w:r>
+    </w:p>
+    <w:p>
+      <w:r>
+        <w:rPr>
+          <w:rFonts w:hint="eastAsia"/>
+          <w:lang w:val="en-US" w:eastAsia="zh-CN"/>
+        </w:rPr>
+        <w:t>4</w:t>
+      </w:r>
+      <w:r>
+        <w:t>. IRT 的 pairwise 与 none 计算结果完全相同（只有报告文字不同）；listwise 在缺失分散时删除比例可能极高（实测 8% 单元格缺失 → 删 73% 被试）。</w:t>
+      </w:r>
+    </w:p>
+    <w:p>
+      <w:r>
+        <w:rPr>
+          <w:rFonts w:hint="eastAsia"/>
+          <w:lang w:val="en-US" w:eastAsia="zh-CN"/>
+        </w:rPr>
+        <w:t>5</w:t>
+      </w:r>
+      <w:r>
+        <w:t>. IRT 的能力估计是 MAP，存在向先验收缩（斜率约 0.86），比较不同样本的 θ 均值时要谨慎。</w:t>
+      </w:r>
+    </w:p>
+    <w:p>
+      <w:r>
+        <w:rPr>
+          <w:rFonts w:hint="eastAsia"/>
+          <w:lang w:val="en-US" w:eastAsia="zh-CN"/>
+        </w:rPr>
+        <w:t>6</w:t>
+      </w:r>
+      <w:r>
+        <w:t>. CAT/多维 θ 的相关取值：多维模型中 ICC/IIF/TIF 是"其它维度固定为 0"的条件切片。</w:t>
+      </w:r>
+    </w:p>
+    <w:p>
+      <w:r>
+        <w:rPr>
+          <w:rFonts w:hint="eastAsia"/>
+          <w:lang w:val="en-US" w:eastAsia="zh-CN"/>
+        </w:rPr>
+        <w:t>7</w:t>
+      </w:r>
+      <w:r>
+        <w:t>. 已具备：McDonald's ω、α 置信区间（scripts/ctt_pipeline.R 的 omega_1f 与 alpha_ci_lower/upper）、CFA 修正指数（06_cfa_modification_indices.csv）。仍然没有：分半/重测信度、HTMT、测量不变性、IRT 的 DIF/局部依赖/等值。</w:t>
+      </w:r>
+    </w:p>
+    <w:p>
+      <w:r>
+        <w:rPr>
+          <w:rFonts w:hint="eastAsia"/>
+          <w:lang w:val="en-US" w:eastAsia="zh-CN"/>
+        </w:rPr>
+        <w:t>8</w:t>
+      </w:r>
+      <w:r>
+        <w:t>. 多选题、计时反应时数据、多层数据（嵌套设计）不在支持范围内。</w:t>
+      </w:r>
+    </w:p>
+    <w:p>
+      <w:r>
+        <w:rPr>
+          <w:rFonts w:hint="eastAsia"/>
+          <w:lang w:val="en-US" w:eastAsia="zh-CN"/>
+        </w:rPr>
+        <w:t>9</w:t>
+      </w:r>
+      <w:r>
+        <w:t>. 输出正确性的独立验证状态（2026-09-18）：CTT 与 IRT 的输出已按三层判据复核——闭式复算（用教科书公式从原始数据/参数表重算每个输出量）、已知真值恢复（与模拟数据的生成参数比）、独立实现对照（换 ltm/TAM 等第二实现重跑），并由两个外部模型（GLM-5.3、GPT-5.6 Terra）以实跑方式独立复核两轮。结论：未发现任何已证实的数值错误；全部实测数字见 Psychostat 输出验证文档.docx（第二部分即 CTT / IRT 输出校对记录）。</w:t>
       </w:r>
     </w:p>
     <w:p>
@@ -26230,6 +26371,8 @@
       <w:r>
         <w:t>本手册由 Psychostat 项目文档整理，若与代码行为不符，以代码（scripts/）与 run_manifest.json记录为准。*</w:t>
       </w:r>
+      <w:bookmarkStart w:id="0" w:name="_GoBack"/>
+      <w:bookmarkEnd w:id="0"/>
     </w:p>
     <w:sectPr>
       <w:pgSz w:w="12240" w:h="15840"/>
@@ -26596,7 +26739,7 @@
     <w:lsdException w:unhideWhenUsed="0" w:uiPriority="60" w:semiHidden="0" w:name="Light Shading"/>
     <w:lsdException w:unhideWhenUsed="0" w:uiPriority="61" w:semiHidden="0" w:name="Light List"/>
     <w:lsdException w:unhideWhenUsed="0" w:uiPriority="62" w:semiHidden="0" w:name="Light Grid"/>
-    <w:lsdException w:unhideWhenUsed="0" w:uiPriority="63" w:semiHidden="0" w:name="Medium Shading 1"/>
+    <w:lsdException w:qFormat="1" w:unhideWhenUsed="0" w:uiPriority="63" w:semiHidden="0" w:name="Medium Shading 1"/>
     <w:lsdException w:unhideWhenUsed="0" w:uiPriority="64" w:semiHidden="0" w:name="Medium Shading 2"/>
     <w:lsdException w:unhideWhenUsed="0" w:uiPriority="65" w:semiHidden="0" w:name="Medium List 1"/>
     <w:lsdException w:unhideWhenUsed="0" w:uiPriority="66" w:semiHidden="0" w:name="Medium List 2"/>
@@ -26624,12 +26767,12 @@
     <w:lsdException w:unhideWhenUsed="0" w:uiPriority="71" w:semiHidden="0" w:name="Colorful Shading Accent 1"/>
     <w:lsdException w:unhideWhenUsed="0" w:uiPriority="72" w:semiHidden="0" w:name="Colorful List Accent 1"/>
     <w:lsdException w:unhideWhenUsed="0" w:uiPriority="73" w:semiHidden="0" w:name="Colorful Grid Accent 1"/>
-    <w:lsdException w:unhideWhenUsed="0" w:uiPriority="60" w:semiHidden="0" w:name="Light Shading Accent 2"/>
+    <w:lsdException w:qFormat="1" w:unhideWhenUsed="0" w:uiPriority="60" w:semiHidden="0" w:name="Light Shading Accent 2"/>
     <w:lsdException w:unhideWhenUsed="0" w:uiPriority="61" w:semiHidden="0" w:name="Light List Accent 2"/>
     <w:lsdException w:unhideWhenUsed="0" w:uiPriority="62" w:semiHidden="0" w:name="Light Grid Accent 2"/>
     <w:lsdException w:unhideWhenUsed="0" w:uiPriority="63" w:semiHidden="0" w:name="Medium Shading 1 Accent 2"/>
     <w:lsdException w:unhideWhenUsed="0" w:uiPriority="64" w:semiHidden="0" w:name="Medium Shading 2 Accent 2"/>
-    <w:lsdException w:unhideWhenUsed="0" w:uiPriority="65" w:semiHidden="0" w:name="Medium List 1 Accent 2"/>
+    <w:lsdException w:qFormat="1" w:unhideWhenUsed="0" w:uiPriority="65" w:semiHidden="0" w:name="Medium List 1 Accent 2"/>
     <w:lsdException w:unhideWhenUsed="0" w:uiPriority="66" w:semiHidden="0" w:name="Medium List 2 Accent 2"/>
     <w:lsdException w:unhideWhenUsed="0" w:uiPriority="67" w:semiHidden="0" w:name="Medium Grid 1 Accent 2"/>
     <w:lsdException w:unhideWhenUsed="0" w:uiPriority="68" w:semiHidden="0" w:name="Medium Grid 2 Accent 2"/>
@@ -26683,7 +26826,7 @@
     <w:lsdException w:unhideWhenUsed="0" w:uiPriority="60" w:semiHidden="0" w:name="Light Shading Accent 6"/>
     <w:lsdException w:unhideWhenUsed="0" w:uiPriority="61" w:semiHidden="0" w:name="Light List Accent 6"/>
     <w:lsdException w:unhideWhenUsed="0" w:uiPriority="62" w:semiHidden="0" w:name="Light Grid Accent 6"/>
-    <w:lsdException w:unhideWhenUsed="0" w:uiPriority="63" w:semiHidden="0" w:name="Medium Shading 1 Accent 6"/>
+    <w:lsdException w:qFormat="1" w:unhideWhenUsed="0" w:uiPriority="63" w:semiHidden="0" w:name="Medium Shading 1 Accent 6"/>
     <w:lsdException w:unhideWhenUsed="0" w:uiPriority="64" w:semiHidden="0" w:name="Medium Shading 2 Accent 6"/>
     <w:lsdException w:unhideWhenUsed="0" w:uiPriority="65" w:semiHidden="0" w:name="Medium List 1 Accent 6"/>
     <w:lsdException w:unhideWhenUsed="0" w:uiPriority="66" w:semiHidden="0" w:name="Medium List 2 Accent 6"/>
@@ -27487,6 +27630,7 @@
   <w:style w:type="table" w:styleId="36">
     <w:name w:val="Light Shading Accent 2"/>
     <w:basedOn w:val="32"/>
+    <w:qFormat/>
     <w:uiPriority w:val="60"/>
     <w:pPr>
       <w:spacing w:after="0" w:line="240" w:lineRule="auto"/>
@@ -29515,6 +29659,7 @@
   <w:style w:type="table" w:styleId="55">
     <w:name w:val="Medium Shading 1"/>
     <w:basedOn w:val="32"/>
+    <w:qFormat/>
     <w:uiPriority w:val="63"/>
     <w:pPr>
       <w:spacing w:after="0" w:line="240" w:lineRule="auto"/>
@@ -30158,6 +30303,7 @@
   <w:style w:type="table" w:styleId="61">
     <w:name w:val="Medium Shading 1 Accent 6"/>
     <w:basedOn w:val="32"/>
+    <w:qFormat/>
     <w:uiPriority w:val="63"/>
     <w:pPr>
       <w:spacing w:after="0" w:line="240" w:lineRule="auto"/>
@@ -31600,6 +31746,7 @@
   <w:style w:type="table" w:styleId="71">
     <w:name w:val="Medium List 1 Accent 2"/>
     <w:basedOn w:val="32"/>
+    <w:qFormat/>
     <w:uiPriority w:val="65"/>
     <w:pPr>
       <w:spacing w:after="0" w:line="240" w:lineRule="auto"/>
